--- a/coursework/final-report/FINAL REPORT - Team 2.audit.docx
+++ b/coursework/final-report/FINAL REPORT - Team 2.audit.docx
@@ -761,65 +761,47 @@
         <w:rPr/>
       </w:pPr>
       <w:r>
-        <w:rPr>
-          <w:rtl w:val="0"/>
-        </w:rPr>
-        <w:t xml:space="preserve">Deloitte is the largest professional services network in the world, employing over 470,000 consultants, auditors, tax advisors, and specialists across more than 150 countries. These professionals depend on a vast repository of internal resources, including documents, policies, slide decks, training materials, and past deliverables, to serve their clients effectively. However, searching for specific resources across Deloitte's fragmented internal platforms is often difficult and time-consuming, particularly when employees cannot remember the exact title, author, or location of what they need.</w:t>
-      </w:r>
-    </w:p>
-    <w:p>
-      <w:pPr>
-        <w:rPr/>
-      </w:pPr>
-      <w:r>
-        <w:rPr>
-          <w:rtl w:val="0"/>
-        </w:rPr>
-        <w:t xml:space="preserve">To address this challenge, Deloitte partnered with a team of six Information Technology &amp; Web Science and Computer Science students from Rensselaer Polytechnic Institute (RPI): Jesse Gabriel, Andrew Jung, Raven Levitt, Felix Tian, Sophia Turnbow, and Matthew Voynovich. Together, the team designed and developed a working prototype of an AI-powered search engine that enables Deloitte employees to find internal resources using natural language queries. Rather than requiring users to know exact keywords or navigate multiple platforms, the search engine interprets user intent through Natural Language Processing and returns relevant results ranked by a hybrid retrieval pipeline combining semantic understanding, keyword matching, and neural reranking.</w:t>
-      </w:r>
-    </w:p>
-    <w:p>
-      <w:pPr>
-        <w:rPr/>
-      </w:pPr>
-      <w:r>
-        <w:rPr>
-          <w:rtl w:val="0"/>
-        </w:rPr>
-        <w:t xml:space="preserve">The project delivered four primary deliverables as specified in Deloitte's project brief: defined use cases and requirements grounded in user research, market research on NLP security and query boundaries, technical architecture documentation with diagrams addressing business logic and security, and a functioning web application prototype. The technology stack is entirely open-source-first, built on Next.js, FastAPI, PostgreSQL with pgvector and ParadeDB, and Qwen3-Embedding-0.6B, eliminating the per-user licensing fees that commercial alternatives would impose at Deloitte's scale.</w:t>
-      </w:r>
-    </w:p>
-    <w:p>
-      <w:pPr>
-        <w:rPr/>
-      </w:pPr>
-      <w:r>
-        <w:rPr>
-          <w:rtl w:val="0"/>
-        </w:rPr>
-        <w:t xml:space="preserve">A cost-benefit analysis was conducted to evaluate the project's financial viability by quantifying productivity recovery and identifying key risks. Using a 10% discount rate and conservative assumptions (70% adoption among a 50-person pilot cohort, 1.5 hours per week recovered per adopter), the analysis determined a net present value of +$2,168,378 over three years, an internal rate of return of approximately 3,700%, and a payback period within the first month of operation. The total risk exposure was assessed at $16,600 in expected monetary value, well within manageable bounds. Every financial scenario tested, including worst case, base case, and best case, yielded a positive NPV.</w:t>
-      </w:r>
-    </w:p>
-    <w:p>
-      <w:pPr>
-        <w:rPr/>
-      </w:pPr>
-      <w:r>
-        <w:rPr>
-          <w:rtl w:val="0"/>
-        </w:rPr>
-        <w:t xml:space="preserve">The project followed a nine-week Agile development timeline, prioritizing regular client feedback and weekly milestones. The team utilized Jira, specifically Kanban boards and Calendar view, to manage tasks and monitor progress. The team also coordinated through GitHub for version control, Google Drive for document collaboration, and Discord for daily communication. Key team members met weekly with Deloitte stakeholders to provide updates, gather feedback, and ensure alignment on the project's goals. The prototype was demonstrated with a live demo, showcasing hybrid search across a curated corpus of 80+ sample documents in PDF, DOCX, and PPTX formats.</w:t>
-      </w:r>
-    </w:p>
-    <w:p>
-      <w:pPr>
-        <w:rPr/>
-      </w:pPr>
-      <w:r>
-        <w:rPr>
-          <w:rtl w:val="0"/>
-        </w:rPr>
-        <w:t xml:space="preserve">This project represents a proof-of-concept that demonstrates what becomes possible when a search engine understands both user intent and the complex structure of an organization's internal resources. The architecture is designed with a clear path to production: enterprise authentication integration, multilingual support, expanded corpus ingestion, and evolution from document retrieval to retrieval-augmented answer generation.</w:t>
+        <w:t>Deloitte employs over 470,000 professionals across more than 150 countries who depend on a vast repository of internal documents, policies, and deliverables. Searching across the firm's fragmented internal platforms is often slow and frustrating, particularly when employees cannot recall the exact title, author, or location of what they need.</w:t>
+      </w:r>
+    </w:p>
+    <w:p>
+      <w:pPr>
+        <w:rPr/>
+      </w:pPr>
+      <w:r>
+        <w:t>To address this, an RPI capstone team of six Information Technology and Computer Science students designed and built a working prototype of an AI-powered search engine. Users issue natural-language queries; the system interprets intent and returns ranked results via a hybrid retrieval pipeline that combines semantic search, keyword matching (BM25), and neural reranking.</w:t>
+      </w:r>
+    </w:p>
+    <w:p>
+      <w:pPr>
+        <w:rPr/>
+      </w:pPr>
+      <w:r>
+        <w:t>The project delivers all four artifacts in Deloitte's brief: requirements grounded in user research, market and security analysis, technical architecture documentation, and a functioning web application. The technology stack (Next.js, FastAPI, PostgreSQL with pgvector and ParadeDB, Qwen3-Embedding-0.6B) is entirely open-source, eliminating the per-user licensing fees that commercial alternatives would impose at Deloitte's scale.</w:t>
+      </w:r>
+    </w:p>
+    <w:p>
+      <w:pPr>
+        <w:rPr/>
+      </w:pPr>
+      <w:r>
+        <w:t>A three-year cost-benefit analysis at a 10% discount rate, assuming 70% adoption among a 50-person pilot and 1.5 hours per week recovered per adopter, yielded a net present value of +$2,168,378, an internal rate of return of approximately 3,700%, and payback within the first month of operation. Total risk exposure was $16,600 in expected monetary value; every scenario tested (worst, base, best) produced a positive NPV.</w:t>
+      </w:r>
+    </w:p>
+    <w:p>
+      <w:pPr>
+        <w:rPr/>
+      </w:pPr>
+      <w:r>
+        <w:t>The team executed on a nine-week Agile schedule with weekly client feedback, demonstrating the prototype against a curated corpus of 80+ sample documents in PDF, DOCX, and PPTX formats.</w:t>
+      </w:r>
+    </w:p>
+    <w:p>
+      <w:pPr>
+        <w:rPr/>
+      </w:pPr>
+      <w:r>
+        <w:t>The result is a proof-of-concept showing what becomes possible when search understands both user intent and the structure of an organization's internal resources. The architecture has a clear path to production: enterprise authentication, multilingual support, expanded corpus ingestion, and evolution from document retrieval to retrieval-augmented answer generation.</w:t>
       </w:r>
     </w:p>
     <w:p>
@@ -3123,43 +3105,31 @@
         <w:rPr/>
       </w:pPr>
       <w:r>
-        <w:rPr>
-          <w:rtl w:val="0"/>
-        </w:rPr>
-        <w:t xml:space="preserve">Deloitte Touche Tohmatsu Limited, commonly known as Deloitte, is one of the world’s largest professional services organizations. The firm reported $70.5 billion in aggregate global revenue for fiscal year 2025, a 4.8% increase in local currency from the prior year (Deloitte Global, 2025). Deloitte employs over 470,000 people across more than 700 offices in over 150 countries, making it the largest of the “Big Four” professional services firms by both revenue and headcount.</w:t>
-      </w:r>
-    </w:p>
-    <w:p>
-      <w:pPr>
-        <w:rPr/>
-      </w:pPr>
-      <w:r>
-        <w:rPr>
-          <w:rtl w:val="0"/>
-        </w:rPr>
-        <w:t xml:space="preserve">Deloitte operates across four primary service lines: Audit and Assurance, Consulting, Financial Advisory, and Tax and Legal. The firm’s workforce is knowledge-intensive by nature. Consultants, auditors, tax advisors, and specialists depend on internal documents, policies, methodologies, past deliverables, and training materials to serve their clients effectively. This dependence on internal knowledge makes the quality of information retrieval a direct driver of workforce productivity and, ultimately, billable utilization.</w:t>
-      </w:r>
-    </w:p>
-    <w:p>
-      <w:pPr>
-        <w:rPr/>
-      </w:pPr>
-      <w:r>
-        <w:rPr>
-          <w:rtl w:val="0"/>
-        </w:rPr>
-        <w:t xml:space="preserve">The firm has made significant investments in artificial intelligence and digital transformation. Deloitte launched PairD, an internal generative AI assistant, and has committed 36% of its digital budget to AI-related initiatives. The Deloitte AI Institute and the Omnia AI platform represent sustained organizational investment in AI research and enterprise deployment. This institutional commitment to AI adoption provided a natural foundation for the search engine project: the organization already has the cultural readiness, technical infrastructure, and leadership support for AI-driven internal tooling.</w:t>
-      </w:r>
-    </w:p>
-    <w:p>
-      <w:pPr>
-        <w:rPr/>
-      </w:pPr>
-      <w:r>
-        <w:rPr>
-          <w:rtl w:val="0"/>
-        </w:rPr>
-        <w:t xml:space="preserve">At Deloitte’s scale, even modest improvements in operational efficiency translate into material financial impact. With 470,000 employees, each recovering even a fraction of the estimated 2.8 hours per week lost to information search, the cumulative productivity gains are substantial. The enterprise search market itself is valued at $7.47 billion in 2026 and projected to reach $11.66 billion by 2031 at a compound annual growth rate of 9.31% (Mordor Intelligence, 2026), reflecting the broader industry recognition that intelligent search is no longer a convenience but foundational infrastructure for knowledge-intensive organizations.</w:t>
+        <w:t>Deloitte Touche Tohmatsu Limited (Deloitte) is the largest of the Big Four professional services firms by both revenue and headcount, reporting $70.5 billion in aggregate global revenue for fiscal 2025 and employing over 470,000 people across 700+ offices in more than 150 countries (Deloitte Global, 2025).</w:t>
+      </w:r>
+    </w:p>
+    <w:p>
+      <w:pPr>
+        <w:rPr/>
+      </w:pPr>
+      <w:r>
+        <w:t>Deloitte operates across four primary service lines: Audit and Assurance, Consulting, Financial Advisory, and Tax and Legal. The workforce is knowledge-intensive: consultants, auditors, tax advisors, and specialists depend on internal documents, policies, methodologies, past deliverables, and training materials, making the quality of information retrieval a direct driver of workforce productivity and billable utilization.</w:t>
+      </w:r>
+    </w:p>
+    <w:p>
+      <w:pPr>
+        <w:rPr/>
+      </w:pPr>
+      <w:r>
+        <w:t>Deloitte has invested heavily in AI and digital transformation. It launched PairD, an internal generative AI assistant, and committed 36% of its digital budget to AI initiatives. The Deloitte AI Institute and Omnia AI platform represent sustained organizational investment, providing the cultural readiness and technical infrastructure that made this search engine project a natural fit.</w:t>
+      </w:r>
+    </w:p>
+    <w:p>
+      <w:pPr>
+        <w:rPr/>
+      </w:pPr>
+      <w:r>
+        <w:t>At Deloitte's scale, modest efficiency gains compound. With 470,000 employees, even a fraction of the estimated 2.8 hours per week lost to information search produces substantial cumulative gains. The enterprise search market itself is valued at $7.47 billion in 2026 and projected to reach $11.66 billion by 2031 at 9.31% CAGR (Mordor Intelligence, 2026), reflecting industry recognition that intelligent search is now foundational infrastructure.</w:t>
       </w:r>
     </w:p>
     <w:p>
@@ -3840,10 +3810,7 @@
         <w:rPr/>
       </w:pPr>
       <w:r>
-        <w:rPr>
-          <w:rtl w:val="0"/>
-        </w:rPr>
-        <w:t xml:space="preserve">The user research component of this project was conducted in parallel with system design and prototyping, with the goal of grounding interface decisions in real user needs and workflows. Due to access limitations at the company, direct stakeholder interviews and large-scale usability testing were not feasible. Instead, a hybrid approach was employed, combining iterative feedback from client meetings with a structured user survey distributed to client representatives. This methodology enabled the collection of both qualitative and experience-based insights from individuals very familiar with Deloitte’s internal tools and document ecosystems.</w:t>
+        <w:t>User research was conducted in parallel with system design and prototyping to ground interface decisions in real user needs and workflows. Because direct stakeholder interviews and large-scale usability testing were not feasible, the team adopted a hybrid approach: iterative client meetings combined with a structured user survey distributed to client representatives, capturing both qualitative and experience-based insights from people familiar with Deloitte's tools.</w:t>
       </w:r>
     </w:p>
     <w:p>
@@ -3852,10 +3819,7 @@
         <w:rPr/>
       </w:pPr>
       <w:r>
-        <w:rPr>
-          <w:rtl w:val="0"/>
-        </w:rPr>
-        <w:t xml:space="preserve">The research was designed to capture a range of perspectives across service lines, including consulting, tax, and audit, to reflect the diversity of search behaviors within the organization. The survey focused on several key objectives: understanding how users currently interact with internal search systems, identifying common pain points and inefficiencies, determining the types of documents most frequently searched for, and evaluating preferences for how search results and metadata should be presented.</w:t>
+        <w:t>The research spanned consulting, tax, and audit service lines to reflect the diversity of search behaviors within the organization. The survey targeted four objectives: how users currently interact with internal search systems, common pain points, the document types most frequently searched for, and presentation preferences for results and metadata.</w:t>
       </w:r>
     </w:p>
     <w:p>
@@ -3864,10 +3828,7 @@
         <w:rPr/>
       </w:pPr>
       <w:r>
-        <w:rPr>
-          <w:rtl w:val="0"/>
-        </w:rPr>
-        <w:t xml:space="preserve">Responses revealed several consistent themes. Users frequently described existing search systems as overwhelming, citing the presence of large volumes of irrelevant or outdated results. A recurring issue was the difficulty in identifying the correct document, even when it appeared within the results, due to a lack of visual distinction or prioritization. Recency emerged as a critical factor in user trust, with outdated documents significantly reducing confidence in the system. Additionally, users expressed frustration with inefficient workflows, such as the need to open multiple browser tabs, and challenges associated with legacy naming conventions following organizational restructuring.</w:t>
+        <w:t>Responses revealed consistent themes. Users described existing search systems as overwhelming, with large volumes of irrelevant or outdated results and difficulty identifying the correct document even when present. Recency emerged as critical to user trust, with outdated documents reducing confidence. Users also flagged inefficient workflows (multiple browser tabs) and challenges with legacy naming conventions left over from organizational restructuring.</w:t>
       </w:r>
     </w:p>
     <w:p>
@@ -3876,38 +3837,7 @@
         <w:rPr/>
       </w:pPr>
       <w:r>
-        <w:rPr>
-          <w:rtl w:val="0"/>
-        </w:rPr>
-        <w:t xml:space="preserve">To address these findings, the design process incorporated an iterative approach beginning with low-fidelity wireframes. Two initial design directions were explored. The first followed a traditional dashboard-style layout, incorporating multiple panels for saved items, recent documents, and news </w:t>
-      </w:r>
-      <w:r>
-        <w:rPr>
-          <w:i w:val="1"/>
-          <w:iCs w:val="1"/>
-          <w:rtl w:val="0"/>
-        </w:rPr>
-        <w:t xml:space="preserve">(Figure 7.2.1 Homepage Version A)</w:t>
-      </w:r>
-      <w:r>
-        <w:rPr>
-          <w:rtl w:val="0"/>
-        </w:rPr>
-        <w:t xml:space="preserve">. This version was based on the example layout they gave us that referred to their current search system. The second adopted a more minimalist, search-focused interface centered around a single primary interaction </w:t>
-      </w:r>
-      <w:r>
-        <w:rPr>
-          <w:i w:val="1"/>
-          <w:iCs w:val="1"/>
-          <w:rtl w:val="0"/>
-        </w:rPr>
-        <w:t xml:space="preserve">(Figure 7.2.2 Homepage Version B)</w:t>
-      </w:r>
-      <w:r>
-        <w:rPr>
-          <w:rtl w:val="0"/>
-        </w:rPr>
-        <w:t xml:space="preserve">. These early mockups were intentionally simplified in wireframe format to evaluate layout and usability without the influence of detailed visual styling.</w:t>
+        <w:t>To address these findings, the team began with low-fidelity wireframes in two directions. The first followed a traditional dashboard-style layout with multiple panels for saved items, recent documents, and news (Figure 7.2.1: Homepage Version A), based on the example layout the client shared. The second adopted a minimalist, search-focused interface centered on a single primary interaction (Figure 7.2.2: Homepage Version B).</w:t>
       </w:r>
     </w:p>
     <w:p>
@@ -4309,10 +4239,7 @@
         <w:rPr/>
       </w:pPr>
       <w:r>
-        <w:rPr>
-          <w:rtl w:val="0"/>
-        </w:rPr>
-        <w:t xml:space="preserve">In addition to informing interface structure, user research also supported the development of representative personas, capturing variations in experience level, departmental needs, and search behaviors. These personas were used to validate design decisions and ensure that the system addressed a broad range of user requirements across the organization.</w:t>
+        <w:t>User research also supported the development of personas capturing variations in experience level, departmental needs, and search behaviors. These personas validated design decisions and ensured the system addressed a broad range of user requirements.</w:t>
       </w:r>
     </w:p>
     <w:p>
@@ -4326,15 +4253,7 @@
         </w:rPr>
       </w:pPr>
       <w:r>
-        <w:rPr>
-          <w:rtl w:val="0"/>
-        </w:rPr>
-        <w:t xml:space="preserve">Overall, the user research process, while constrained in scope, provided actionable insights that directly shaped both the functionality and presentation of the system. By integrating feedback iteratively throughout the design process, the final interface reflects a deliberate alignment between user needs and system capabilities.</w:t>
-      </w:r>
-      <w:r>
-        <w:rPr>
-          <w:rtl w:val="0"/>
-        </w:rPr>
+        <w:t>Overall, the user research process, while constrained in scope, provided actionable insights that directly shaped the system. Iterative integration of feedback throughout the design process produced a final interface that aligns user needs with system capabilities.</w:t>
       </w:r>
     </w:p>
     <w:p>
@@ -16161,10 +16080,7 @@
         <w:rPr/>
       </w:pPr>
       <w:r>
-        <w:rPr>
-          <w:rtl w:val="0"/>
-        </w:rPr>
-        <w:t xml:space="preserve">Felix Tian led the document ingestion pipeline (Domain A) and search retrieval engine (Domain B), owning everything from raw file parsing and embedding generation to semantic and keyword-based retrieval, result ranking, and snippet extraction. He also implemented the API layer (Domain D), developing the core application logic and ensuring seamless integration between system components. Matthew Voynovich focused on the security layer (Domain C), where he developed auxiliary datasets, designed and executed edge case tests, and identified and resolved vulnerabilities uncovered during testing. Jesse Gabriel primarily contributed through comprehensive documentation of the codebase and repository, while also researching and outlining best practices to guide system design and implementation decisions. Andrew Jung conducted market and competitive analysis, with a particular focus on security considerations and evaluating the product’s viability relative to existing solutions. Sophia Turnbow led user research and frontend design (Domain E), creating intuitive user interfaces and shaping the overall user experience. Raven Levitt supported frontend implementation alongside Sophia while also serving as project lead, managing coordination across the team and overseeing project organization and deliverables.</w:t>
+        <w:t>Domains were assigned by system architecture rather than by generic job title. Felix Tian led ingestion (Domain A), retrieval (Domain B), and the API layer (Domain D). Matthew Voynovich led security (Domain C), including adversarial testing and the input-validation pipeline. Sophia Turnbow led user research and frontend design (Domain E). Raven Levitt supported frontend implementation and served as project manager. Jesse Gabriel contributed to developer documentation and best-practice research. Andrew Jung led market and competitive analysis. Member backgrounds and credentials are in Section 4.</w:t>
       </w:r>
     </w:p>
     <w:p>

--- a/coursework/final-report/FINAL REPORT - Team 2.audit.docx
+++ b/coursework/final-report/FINAL REPORT - Team 2.audit.docx
@@ -3050,10 +3050,7 @@
         <w:rPr/>
       </w:pPr>
       <w:r>
-        <w:rPr>
-          <w:rtl w:val="0"/>
-        </w:rPr>
-        <w:t xml:space="preserve">Deloitte employees rely on a variety of internal sites to access company documents, policies, slide decks, and images. However, searching for specific resources across these platforms can be difficult, especially when users are not sure how to describe what they need or must navigate multiple tools. Deloitte identified this as a problem worth solving and engaged a team of six students from Rensselaer Polytechnic Institute’s ITWS 4100 Information Technology Capstone course to design, develop, and deliver a unified search engine that leverages Natural Language Processing to help employees find relevant files quickly and intuitively.</w:t>
+        <w:t>Deloitte engaged a team of six students from Rensselaer Polytechnic Institute's ITWS 4100 Information Technology Capstone course to design, develop, and deliver a unified search engine that leverages Natural Language Processing to help employees find relevant files quickly and intuitively. Section 5 details the underlying problem this engagement addresses.</w:t>
       </w:r>
     </w:p>
     <w:p>
@@ -3129,7 +3126,7 @@
         <w:rPr/>
       </w:pPr>
       <w:r>
-        <w:t>At Deloitte's scale, modest efficiency gains compound. With 470,000 employees, even a fraction of the estimated 2.8 hours per week lost to information search produces substantial cumulative gains. The enterprise search market itself is valued at $7.47 billion in 2026 and projected to reach $11.66 billion by 2031 at 9.31% CAGR (Mordor Intelligence, 2026), reflecting industry recognition that intelligent search is now foundational infrastructure.</w:t>
+        <w:t>The enterprise search market itself is valued at $7.47 billion in 2026 and projected to reach $11.66 billion by 2031 at 9.31% CAGR (Mordor Intelligence, 2026), reflecting industry recognition that intelligent search is now foundational infrastructure. Section 5 quantifies the productivity-loss drivers that make this market relevant at Deloitte's scale.</w:t>
       </w:r>
     </w:p>
     <w:p>
@@ -4405,10 +4402,7 @@
         <w:rPr/>
       </w:pPr>
       <w:r>
-        <w:rPr>
-          <w:rtl w:val="0"/>
-        </w:rPr>
-        <w:t xml:space="preserve">The benefit model centered on productivity recovery. Using APQC's (2021) finding that knowledge workers lose an average of 2.8 hours per week to information search, the analysis assumed a conservative recovery of 1.5 hours per week per adopter within a cohort where 70% of the 50-person pilot actively uses the system. Benefits were quantified using Deloitte's average professional services billing rates.</w:t>
+        <w:t>The benefit model centered on productivity recovery. Using the 2.8 hours/week productivity loss documented in Section 5, the analysis assumed a conservative recovery of 1.5 hours per week per adopter within a cohort where 70% of the 50-person pilot actively uses the system. Benefits were quantified using Deloitte's average professional services billing rates.</w:t>
       </w:r>
     </w:p>
     <w:p>
@@ -9983,11 +9977,7 @@
         </w:rPr>
       </w:pPr>
       <w:r>
-        <w:rPr>
-          <w:color w:val="000000"/>
-          <w:rtl w:val="0"/>
-        </w:rPr>
-        <w:t xml:space="preserve">The dominant benefit driver is search time recovered ($448,000/year), reflecting the direct translation of APQC's 2.8 hours/week finding into net revenue margin at $177.78/hr (billable rate minus fully loaded consultant cost). The second-largest driver is reduction in senior colleague interruptions ($238,933/year), valued at $248.89/hr net margin, which captures the downstream value of junior consultants no longer needing to escalate document location requests.</w:t>
+        <w:t>The dominant benefit driver is search time recovered ($448,000/year), reflecting the direct translation of the Section 5 productivity-loss baseline into net revenue margin at $177.78/hr (billable rate minus fully loaded consultant cost). The second-largest driver is reduction in senior colleague interruptions ($238,933/year), valued at $248.89/hr net margin, which captures the downstream value of junior consultants no longer needing to escalate document location requests.</w:t>
       </w:r>
     </w:p>
     <w:p>
